--- a/开题报告/于琪-查新(开题会议后按建议改名以避免歧义)DOCX.docx
+++ b/开题报告/于琪-查新(开题会议后按建议改名以避免歧义)DOCX.docx
@@ -820,7 +820,23 @@
                 <w:rFonts w:hint="eastAsia"/>
                 <w:sz w:val="24"/>
               </w:rPr>
-              <w:t>方确认或否证；心跳须按序交哈希链原像，连续缺报即可问责。两路合用后，谎称做完与装死都走不通。</w:t>
+              <w:t>方确认或否证；心跳须按序</w:t>
+            </w:r>
+            <w:proofErr w:type="gramStart"/>
+            <w:r>
+              <w:rPr>
+                <w:rFonts w:hint="eastAsia"/>
+                <w:sz w:val="24"/>
+              </w:rPr>
+              <w:t>交哈希链</w:t>
+            </w:r>
+            <w:proofErr w:type="gramEnd"/>
+            <w:r>
+              <w:rPr>
+                <w:rFonts w:hint="eastAsia"/>
+                <w:sz w:val="24"/>
+              </w:rPr>
+              <w:t>原像，连续缺报即可问责。两路合用后，谎称做完与装死都走不通。</w:t>
             </w:r>
           </w:p>
           <w:p>
@@ -832,8 +848,6 @@
                 <w:sz w:val="24"/>
               </w:rPr>
             </w:pPr>
-            <w:bookmarkStart w:id="0" w:name="_GoBack"/>
-            <w:bookmarkEnd w:id="0"/>
             <w:r>
               <w:rPr>
                 <w:rFonts w:hint="eastAsia"/>
@@ -1194,8 +1208,8 @@
                 <w:szCs w:val="21"/>
               </w:rPr>
             </w:pPr>
-            <w:bookmarkStart w:id="1" w:name="_Hlt525118517"/>
-            <w:bookmarkStart w:id="2" w:name="_Hlt525118518"/>
+            <w:bookmarkStart w:id="0" w:name="_Hlt525118517"/>
+            <w:bookmarkStart w:id="1" w:name="_Hlt525118518"/>
           </w:p>
           <w:p>
             <w:pPr>
@@ -1229,8 +1243,8 @@
               <w:t>）专用数据库：</w:t>
             </w:r>
           </w:p>
+          <w:bookmarkEnd w:id="0"/>
           <w:bookmarkEnd w:id="1"/>
-          <w:bookmarkEnd w:id="2"/>
           <w:p>
             <w:pPr>
               <w:widowControl/>
@@ -4490,21 +4504,7 @@
               <w:rPr>
                 <w:szCs w:val="21"/>
               </w:rPr>
-              <w:t>沉默：心跳须按序披露</w:t>
-            </w:r>
-            <w:proofErr w:type="gramStart"/>
-            <w:r>
-              <w:rPr>
-                <w:szCs w:val="21"/>
-              </w:rPr>
-              <w:t>哈希链原像</w:t>
-            </w:r>
-            <w:proofErr w:type="gramEnd"/>
-            <w:r>
-              <w:rPr>
-                <w:szCs w:val="21"/>
-              </w:rPr>
-              <w:t>，连续缺报即可判定。单用有洞：只看心跳则边</w:t>
+              <w:t>沉默：心跳须按序披露哈希链原像，连续缺报即可判定。单用有洞：只看心跳则边</w:t>
             </w:r>
             <w:proofErr w:type="gramStart"/>
             <w:r>
@@ -5616,16 +5616,15 @@
                 <w:bCs/>
                 <w:sz w:val="24"/>
               </w:rPr>
-              <w:t xml:space="preserve">    6</w:t>
-            </w:r>
-            <w:r>
-              <w:rPr>
-                <w:rFonts w:hint="eastAsia"/>
+              <w:t xml:space="preserve">    </w:t>
+            </w:r>
+            <w:r>
+              <w:rPr>
                 <w:b/>
                 <w:bCs/>
                 <w:sz w:val="24"/>
               </w:rPr>
-              <w:t>月</w:t>
+              <w:t>9</w:t>
             </w:r>
             <w:r>
               <w:rPr>
@@ -5634,7 +5633,7 @@
                 <w:bCs/>
                 <w:sz w:val="24"/>
               </w:rPr>
-              <w:t xml:space="preserve">    2</w:t>
+              <w:t>月</w:t>
             </w:r>
             <w:r>
               <w:rPr>
@@ -5643,8 +5642,18 @@
                 <w:bCs/>
                 <w:sz w:val="24"/>
               </w:rPr>
-              <w:t>7</w:t>
-            </w:r>
+              <w:t xml:space="preserve">    </w:t>
+            </w:r>
+            <w:r>
+              <w:rPr>
+                <w:b/>
+                <w:bCs/>
+                <w:sz w:val="24"/>
+              </w:rPr>
+              <w:t>11</w:t>
+            </w:r>
+            <w:bookmarkStart w:id="2" w:name="_GoBack"/>
+            <w:bookmarkEnd w:id="2"/>
             <w:r>
               <w:rPr>
                 <w:rFonts w:hint="eastAsia"/>
